--- a/output/prioriteringsrapport.docx
+++ b/output/prioriteringsrapport.docx
@@ -15,7 +15,7 @@
         <w:rPr>
           <w:i/>
         </w:rPr>
-        <w:t>Generert 2026-09-12 fra prosjektets kartleggingsdata.</w:t>
+        <w:t>Generert 2026-09-16 fra prosjektets kartleggingsdata.</w:t>
       </w:r>
     </w:p>
     <w:p>
@@ -46,7 +46,7 @@
     </w:p>
     <w:p>
       <w:r>
-        <w:t>44 kartlagte vandringshinder i Arendal kommune (15 totale, 29 delvise). De 5 høyest prioriterte alene tilsvarer til sammen ca. 76.53 km elvestrekning og 5.6 km2 innsjøareal som kan åpnes for anadrom fisk.</w:t>
+        <w:t>44 kartlagte vandringshinder i Arendal kommune (15 totale, 29 delvise). De 5 høyest prioriterte alene tilsvarer til sammen ca. 58.85 km elvestrekning og 4.43 km2 innsjøareal som kan åpnes for anadrom fisk.</w:t>
       </w:r>
     </w:p>
     <w:p>
@@ -55,6 +55,14 @@
           <w:i/>
         </w:rPr>
         <w:t>Merk: dersom to av de listede hinderne ligger på samme vassdragsgren uten et hinder mellom dem, kan tallene deres delvis overlappe -- summen over er en indikasjon, ikke et eksakt systemtotal.</w:t>
+      </w:r>
+    </w:p>
+    <w:p>
+      <w:r>
+        <w:rPr>
+          <w:i/>
+        </w:rPr>
+        <w:t>7 vandringshinder er utelatt fra rangeringen under: FKB-Vann bekrefter vann ved feltkoordinaten, men elvenett har ingen kartlagt gren i nærheten, så prioriteringsscore for disse er trolig beregnet fra feil/urelatert bekk og ikke pålitelig nok til å rangere etter. De er fortsatt reelle, kartlagte vandringshinder -- bare ikke rangert her. Berørte steder: Arendal , Hoveveien (bekk som renner ut i sandumkilen), Kystveien , Tromøy , Tromøy kirkevei (sidebekk Gjerstadvannet), Tvedestrand , Tverrdalsøyveien (bekk mellom Tjønna og Staubøfjorden).</w:t>
       </w:r>
     </w:p>
     <w:p>
@@ -240,68 +248,6 @@
           </w:tcPr>
           <w:p>
             <w:r>
-              <w:t>98</w:t>
-            </w:r>
-          </w:p>
-        </w:tc>
-        <w:tc>
-          <w:tcPr>
-            <w:tcW w:type="dxa" w:w="1440"/>
-          </w:tcPr>
-          <w:p>
-            <w:r>
-              <w:t>23.66</w:t>
-            </w:r>
-          </w:p>
-        </w:tc>
-        <w:tc>
-          <w:tcPr>
-            <w:tcW w:type="dxa" w:w="1440"/>
-          </w:tcPr>
-          <w:p>
-            <w:r>
-              <w:t>1.34</w:t>
-            </w:r>
-          </w:p>
-        </w:tc>
-      </w:tr>
-      <w:tr>
-        <w:tc>
-          <w:tcPr>
-            <w:tcW w:type="dxa" w:w="1440"/>
-          </w:tcPr>
-          <w:p>
-            <w:r>
-              <w:t>3</w:t>
-            </w:r>
-          </w:p>
-        </w:tc>
-        <w:tc>
-          <w:tcPr>
-            <w:tcW w:type="dxa" w:w="1440"/>
-          </w:tcPr>
-          <w:p>
-            <w:r>
-              <w:t xml:space="preserve">Arendal </w:t>
-            </w:r>
-          </w:p>
-        </w:tc>
-        <w:tc>
-          <w:tcPr>
-            <w:tcW w:type="dxa" w:w="1440"/>
-          </w:tcPr>
-          <w:p>
-            <w:r>
-              <w:t>Partiell</w:t>
-            </w:r>
-          </w:p>
-        </w:tc>
-        <w:tc>
-          <w:tcPr>
-            <w:tcW w:type="dxa" w:w="1440"/>
-          </w:tcPr>
-          <w:p>
-            <w:r>
               <w:t>95</w:t>
             </w:r>
           </w:p>
@@ -334,7 +280,7 @@
           </w:tcPr>
           <w:p>
             <w:r>
-              <w:t>4</w:t>
+              <w:t>3</w:t>
             </w:r>
           </w:p>
         </w:tc>
@@ -396,7 +342,7 @@
           </w:tcPr>
           <w:p>
             <w:r>
-              <w:t>5</w:t>
+              <w:t>4</w:t>
             </w:r>
           </w:p>
         </w:tc>
@@ -447,6 +393,68 @@
           <w:p>
             <w:r>
               <w:t>0.42</w:t>
+            </w:r>
+          </w:p>
+        </w:tc>
+      </w:tr>
+      <w:tr>
+        <w:tc>
+          <w:tcPr>
+            <w:tcW w:type="dxa" w:w="1440"/>
+          </w:tcPr>
+          <w:p>
+            <w:r>
+              <w:t>5</w:t>
+            </w:r>
+          </w:p>
+        </w:tc>
+        <w:tc>
+          <w:tcPr>
+            <w:tcW w:type="dxa" w:w="1440"/>
+          </w:tcPr>
+          <w:p>
+            <w:r>
+              <w:t xml:space="preserve">Arendal </w:t>
+            </w:r>
+          </w:p>
+        </w:tc>
+        <w:tc>
+          <w:tcPr>
+            <w:tcW w:type="dxa" w:w="1440"/>
+          </w:tcPr>
+          <w:p>
+            <w:r>
+              <w:t>Partiell</w:t>
+            </w:r>
+          </w:p>
+        </w:tc>
+        <w:tc>
+          <w:tcPr>
+            <w:tcW w:type="dxa" w:w="1440"/>
+          </w:tcPr>
+          <w:p>
+            <w:r>
+              <w:t>85</w:t>
+            </w:r>
+          </w:p>
+        </w:tc>
+        <w:tc>
+          <w:tcPr>
+            <w:tcW w:type="dxa" w:w="1440"/>
+          </w:tcPr>
+          <w:p>
+            <w:r>
+              <w:t>5.98</w:t>
+            </w:r>
+          </w:p>
+        </w:tc>
+        <w:tc>
+          <w:tcPr>
+            <w:tcW w:type="dxa" w:w="1440"/>
+          </w:tcPr>
+          <w:p>
+            <w:r>
+              <w:t>0.17</w:t>
             </w:r>
           </w:p>
         </w:tc>
@@ -775,270 +783,6 @@
           </w:tcPr>
           <w:p>
             <w:r>
-              <w:t>(ikke oppgitt)</w:t>
-            </w:r>
-          </w:p>
-        </w:tc>
-      </w:tr>
-      <w:tr>
-        <w:tc>
-          <w:tcPr>
-            <w:tcW w:type="dxa" w:w="4320"/>
-          </w:tcPr>
-          <w:p>
-            <w:r>
-              <w:t>Regine</w:t>
-            </w:r>
-          </w:p>
-        </w:tc>
-        <w:tc>
-          <w:tcPr>
-            <w:tcW w:type="dxa" w:w="4320"/>
-          </w:tcPr>
-          <w:p>
-            <w:r>
-              <w:t>019.A1Z</w:t>
-            </w:r>
-          </w:p>
-        </w:tc>
-      </w:tr>
-      <w:tr>
-        <w:tc>
-          <w:tcPr>
-            <w:tcW w:type="dxa" w:w="4320"/>
-          </w:tcPr>
-          <w:p>
-            <w:r>
-              <w:t>Vurdering (vandringshinder)</w:t>
-            </w:r>
-          </w:p>
-        </w:tc>
-        <w:tc>
-          <w:tcPr>
-            <w:tcW w:type="dxa" w:w="4320"/>
-          </w:tcPr>
-          <w:p>
-            <w:r>
-              <w:t>Delvis vandringshinder (partiell)</w:t>
-            </w:r>
-          </w:p>
-        </w:tc>
-      </w:tr>
-      <w:tr>
-        <w:tc>
-          <w:tcPr>
-            <w:tcW w:type="dxa" w:w="4320"/>
-          </w:tcPr>
-          <w:p>
-            <w:r>
-              <w:t>Prioriteringsscore (0-100)</w:t>
-            </w:r>
-          </w:p>
-        </w:tc>
-        <w:tc>
-          <w:tcPr>
-            <w:tcW w:type="dxa" w:w="4320"/>
-          </w:tcPr>
-          <w:p>
-            <w:r>
-              <w:t>98</w:t>
-            </w:r>
-          </w:p>
-        </w:tc>
-      </w:tr>
-      <w:tr>
-        <w:tc>
-          <w:tcPr>
-            <w:tcW w:type="dxa" w:w="4320"/>
-          </w:tcPr>
-          <w:p>
-            <w:r>
-              <w:t>Elvestrekning som åpnes</w:t>
-            </w:r>
-          </w:p>
-        </w:tc>
-        <w:tc>
-          <w:tcPr>
-            <w:tcW w:type="dxa" w:w="4320"/>
-          </w:tcPr>
-          <w:p>
-            <w:r>
-              <w:t>23.66 km</w:t>
-            </w:r>
-          </w:p>
-        </w:tc>
-      </w:tr>
-      <w:tr>
-        <w:tc>
-          <w:tcPr>
-            <w:tcW w:type="dxa" w:w="4320"/>
-          </w:tcPr>
-          <w:p>
-            <w:r>
-              <w:t>Innsjøareal som åpnes</w:t>
-            </w:r>
-          </w:p>
-        </w:tc>
-        <w:tc>
-          <w:tcPr>
-            <w:tcW w:type="dxa" w:w="4320"/>
-          </w:tcPr>
-          <w:p>
-            <w:r>
-              <w:t>1.34 km2</w:t>
-            </w:r>
-          </w:p>
-        </w:tc>
-      </w:tr>
-      <w:tr>
-        <w:tc>
-          <w:tcPr>
-            <w:tcW w:type="dxa" w:w="4320"/>
-          </w:tcPr>
-          <w:p>
-            <w:r>
-              <w:t>Koordinater (lengdegrad, breddegrad)</w:t>
-            </w:r>
-          </w:p>
-        </w:tc>
-        <w:tc>
-          <w:tcPr>
-            <w:tcW w:type="dxa" w:w="4320"/>
-          </w:tcPr>
-          <w:p>
-            <w:r>
-              <w:t>8.683906, 58.478748</w:t>
-            </w:r>
-          </w:p>
-        </w:tc>
-      </w:tr>
-      <w:tr>
-        <w:tc>
-          <w:tcPr>
-            <w:tcW w:type="dxa" w:w="4320"/>
-          </w:tcPr>
-          <w:p>
-            <w:r>
-              <w:t>Anadrom strekning (feltvurdering)</w:t>
-            </w:r>
-          </w:p>
-        </w:tc>
-        <w:tc>
-          <w:tcPr>
-            <w:tcW w:type="dxa" w:w="4320"/>
-          </w:tcPr>
-          <w:p>
-            <w:r>
-              <w:t>(ikke oppgitt)</w:t>
-            </w:r>
-          </w:p>
-        </w:tc>
-      </w:tr>
-    </w:tbl>
-    <w:p>
-      <w:r>
-        <w:rPr>
-          <w:b/>
-        </w:rPr>
-        <w:t>⚠ Feltkoordinaten ligger 248.0 m fra nærmeste kartlagte elv/bekk -- sjekk denne posisjonen før den brukes videre (se advarsel-laget på kartet).</w:t>
-      </w:r>
-    </w:p>
-    <w:p>
-      <w:pPr>
-        <w:pStyle w:val="Heading2"/>
-      </w:pPr>
-      <w:r>
-        <w:t>Feltkommentarer</w:t>
-      </w:r>
-    </w:p>
-    <w:p>
-      <w:r>
-        <w:t xml:space="preserve">Kommentar: Usikker på hinder på grunn av lengde, men fin ingang til kulvert og fint habitat nedstrøms </w:t>
-      </w:r>
-    </w:p>
-    <w:p>
-      <w:pPr>
-        <w:pStyle w:val="Heading2"/>
-      </w:pPr>
-      <w:r>
-        <w:t>Foreslått tiltak</w:t>
-      </w:r>
-    </w:p>
-    <w:p>
-      <w:r>
-        <w:t>Ingen tydelig årsak identifisert i kommentarene -- befaring i felt anbefales for å avklare riktig tiltak.</w:t>
-      </w:r>
-    </w:p>
-    <w:p>
-      <w:r>
-        <w:rPr>
-          <w:i/>
-        </w:rPr>
-        <w:t>Kilde: kommentar fantes, men ingen kjente nøkkelord.</w:t>
-      </w:r>
-    </w:p>
-    <w:p>
-      <w:r>
-        <w:br w:type="page"/>
-      </w:r>
-    </w:p>
-    <w:p>
-      <w:pPr>
-        <w:pStyle w:val="Heading1"/>
-      </w:pPr>
-      <w:r>
-        <w:t xml:space="preserve">#3: Arendal </w:t>
-      </w:r>
-    </w:p>
-    <w:tbl>
-      <w:tblPr>
-        <w:tblStyle w:val="LightGrid-Accent1"/>
-        <w:tblW w:type="auto" w:w="0"/>
-        <w:tblLook w:firstColumn="1" w:firstRow="1" w:lastColumn="0" w:lastRow="0" w:noHBand="0" w:noVBand="1" w:val="04A0"/>
-      </w:tblPr>
-      <w:tblGrid>
-        <w:gridCol w:w="4320"/>
-        <w:gridCol w:w="4320"/>
-      </w:tblGrid>
-      <w:tr>
-        <w:tc>
-          <w:tcPr>
-            <w:tcW w:type="dxa" w:w="4320"/>
-          </w:tcPr>
-          <w:p>
-            <w:r>
-              <w:t>Kommune</w:t>
-            </w:r>
-          </w:p>
-        </w:tc>
-        <w:tc>
-          <w:tcPr>
-            <w:tcW w:type="dxa" w:w="4320"/>
-          </w:tcPr>
-          <w:p>
-            <w:r>
-              <w:t>Arendal</w:t>
-            </w:r>
-          </w:p>
-        </w:tc>
-      </w:tr>
-      <w:tr>
-        <w:tc>
-          <w:tcPr>
-            <w:tcW w:type="dxa" w:w="4320"/>
-          </w:tcPr>
-          <w:p>
-            <w:r>
-              <w:t>Vassdrag</w:t>
-            </w:r>
-          </w:p>
-        </w:tc>
-        <w:tc>
-          <w:tcPr>
-            <w:tcW w:type="dxa" w:w="4320"/>
-          </w:tcPr>
-          <w:p>
-            <w:r>
               <w:t>Mørløsvatnet - Nidelva</w:t>
             </w:r>
           </w:p>
@@ -1243,7 +987,7 @@
         <w:pStyle w:val="Heading1"/>
       </w:pPr>
       <w:r>
-        <w:t>#4: Kystveien (bekk mellom Bjellandsvannet og Jorunnstadkilen)</w:t>
+        <w:t>#3: Kystveien (bekk mellom Bjellandsvannet og Jorunnstadkilen)</w:t>
       </w:r>
     </w:p>
     <w:tbl>
@@ -1499,7 +1243,7 @@
         <w:pStyle w:val="Heading1"/>
       </w:pPr>
       <w:r>
-        <w:t xml:space="preserve">#5: Arendal </w:t>
+        <w:t xml:space="preserve">#4: Arendal </w:t>
       </w:r>
     </w:p>
     <w:tbl>
@@ -1743,6 +1487,262 @@
           <w:i/>
         </w:rPr>
         <w:t>Kilde: nøkkelord i feltkommentar.</w:t>
+      </w:r>
+    </w:p>
+    <w:p>
+      <w:r>
+        <w:br w:type="page"/>
+      </w:r>
+    </w:p>
+    <w:p>
+      <w:pPr>
+        <w:pStyle w:val="Heading1"/>
+      </w:pPr>
+      <w:r>
+        <w:t xml:space="preserve">#5: Arendal </w:t>
+      </w:r>
+    </w:p>
+    <w:tbl>
+      <w:tblPr>
+        <w:tblStyle w:val="LightGrid-Accent1"/>
+        <w:tblW w:type="auto" w:w="0"/>
+        <w:tblLook w:firstColumn="1" w:firstRow="1" w:lastColumn="0" w:lastRow="0" w:noHBand="0" w:noVBand="1" w:val="04A0"/>
+      </w:tblPr>
+      <w:tblGrid>
+        <w:gridCol w:w="4320"/>
+        <w:gridCol w:w="4320"/>
+      </w:tblGrid>
+      <w:tr>
+        <w:tc>
+          <w:tcPr>
+            <w:tcW w:type="dxa" w:w="4320"/>
+          </w:tcPr>
+          <w:p>
+            <w:r>
+              <w:t>Kommune</w:t>
+            </w:r>
+          </w:p>
+        </w:tc>
+        <w:tc>
+          <w:tcPr>
+            <w:tcW w:type="dxa" w:w="4320"/>
+          </w:tcPr>
+          <w:p>
+            <w:r>
+              <w:t>Arendal</w:t>
+            </w:r>
+          </w:p>
+        </w:tc>
+      </w:tr>
+      <w:tr>
+        <w:tc>
+          <w:tcPr>
+            <w:tcW w:type="dxa" w:w="4320"/>
+          </w:tcPr>
+          <w:p>
+            <w:r>
+              <w:t>Vassdrag</w:t>
+            </w:r>
+          </w:p>
+        </w:tc>
+        <w:tc>
+          <w:tcPr>
+            <w:tcW w:type="dxa" w:w="4320"/>
+          </w:tcPr>
+          <w:p>
+            <w:r>
+              <w:t>Molandsvann bekkefelt</w:t>
+            </w:r>
+          </w:p>
+        </w:tc>
+      </w:tr>
+      <w:tr>
+        <w:tc>
+          <w:tcPr>
+            <w:tcW w:type="dxa" w:w="4320"/>
+          </w:tcPr>
+          <w:p>
+            <w:r>
+              <w:t>Regine</w:t>
+            </w:r>
+          </w:p>
+        </w:tc>
+        <w:tc>
+          <w:tcPr>
+            <w:tcW w:type="dxa" w:w="4320"/>
+          </w:tcPr>
+          <w:p>
+            <w:r>
+              <w:t>018.7B</w:t>
+            </w:r>
+          </w:p>
+        </w:tc>
+      </w:tr>
+      <w:tr>
+        <w:tc>
+          <w:tcPr>
+            <w:tcW w:type="dxa" w:w="4320"/>
+          </w:tcPr>
+          <w:p>
+            <w:r>
+              <w:t>Vurdering (vandringshinder)</w:t>
+            </w:r>
+          </w:p>
+        </w:tc>
+        <w:tc>
+          <w:tcPr>
+            <w:tcW w:type="dxa" w:w="4320"/>
+          </w:tcPr>
+          <w:p>
+            <w:r>
+              <w:t>Delvis vandringshinder (partiell)</w:t>
+            </w:r>
+          </w:p>
+        </w:tc>
+      </w:tr>
+      <w:tr>
+        <w:tc>
+          <w:tcPr>
+            <w:tcW w:type="dxa" w:w="4320"/>
+          </w:tcPr>
+          <w:p>
+            <w:r>
+              <w:t>Prioriteringsscore (0-100)</w:t>
+            </w:r>
+          </w:p>
+        </w:tc>
+        <w:tc>
+          <w:tcPr>
+            <w:tcW w:type="dxa" w:w="4320"/>
+          </w:tcPr>
+          <w:p>
+            <w:r>
+              <w:t>85</w:t>
+            </w:r>
+          </w:p>
+        </w:tc>
+      </w:tr>
+      <w:tr>
+        <w:tc>
+          <w:tcPr>
+            <w:tcW w:type="dxa" w:w="4320"/>
+          </w:tcPr>
+          <w:p>
+            <w:r>
+              <w:t>Elvestrekning som åpnes</w:t>
+            </w:r>
+          </w:p>
+        </w:tc>
+        <w:tc>
+          <w:tcPr>
+            <w:tcW w:type="dxa" w:w="4320"/>
+          </w:tcPr>
+          <w:p>
+            <w:r>
+              <w:t>5.98 km</w:t>
+            </w:r>
+          </w:p>
+        </w:tc>
+      </w:tr>
+      <w:tr>
+        <w:tc>
+          <w:tcPr>
+            <w:tcW w:type="dxa" w:w="4320"/>
+          </w:tcPr>
+          <w:p>
+            <w:r>
+              <w:t>Innsjøareal som åpnes</w:t>
+            </w:r>
+          </w:p>
+        </w:tc>
+        <w:tc>
+          <w:tcPr>
+            <w:tcW w:type="dxa" w:w="4320"/>
+          </w:tcPr>
+          <w:p>
+            <w:r>
+              <w:t>0.17 km2</w:t>
+            </w:r>
+          </w:p>
+        </w:tc>
+      </w:tr>
+      <w:tr>
+        <w:tc>
+          <w:tcPr>
+            <w:tcW w:type="dxa" w:w="4320"/>
+          </w:tcPr>
+          <w:p>
+            <w:r>
+              <w:t>Koordinater (lengdegrad, breddegrad)</w:t>
+            </w:r>
+          </w:p>
+        </w:tc>
+        <w:tc>
+          <w:tcPr>
+            <w:tcW w:type="dxa" w:w="4320"/>
+          </w:tcPr>
+          <w:p>
+            <w:r>
+              <w:t>8.802511, 58.537871</w:t>
+            </w:r>
+          </w:p>
+        </w:tc>
+      </w:tr>
+      <w:tr>
+        <w:tc>
+          <w:tcPr>
+            <w:tcW w:type="dxa" w:w="4320"/>
+          </w:tcPr>
+          <w:p>
+            <w:r>
+              <w:t>Anadrom strekning (feltvurdering)</w:t>
+            </w:r>
+          </w:p>
+        </w:tc>
+        <w:tc>
+          <w:tcPr>
+            <w:tcW w:type="dxa" w:w="4320"/>
+          </w:tcPr>
+          <w:p>
+            <w:r>
+              <w:t>(ikke oppgitt)</w:t>
+            </w:r>
+          </w:p>
+        </w:tc>
+      </w:tr>
+    </w:tbl>
+    <w:p>
+      <w:pPr>
+        <w:pStyle w:val="Heading2"/>
+      </w:pPr>
+      <w:r>
+        <w:t>Feltkommentarer</w:t>
+      </w:r>
+    </w:p>
+    <w:p>
+      <w:r>
+        <w:t xml:space="preserve">Kommentar: Er noe stigning opp mot bru, men denne er jevn og bør kunne forses. Men er hinder oppstrøms. </w:t>
+      </w:r>
+    </w:p>
+    <w:p>
+      <w:pPr>
+        <w:pStyle w:val="Heading2"/>
+      </w:pPr>
+      <w:r>
+        <w:t>Foreslått tiltak</w:t>
+      </w:r>
+    </w:p>
+    <w:p>
+      <w:r>
+        <w:t>Ingen tydelig årsak identifisert i kommentarene -- befaring i felt anbefales for å avklare riktig tiltak.</w:t>
+      </w:r>
+    </w:p>
+    <w:p>
+      <w:r>
+        <w:rPr>
+          <w:i/>
+        </w:rPr>
+        <w:t>Kilde: kommentar fantes, men ingen kjente nøkkelord.</w:t>
       </w:r>
     </w:p>
     <w:p>

--- a/output/prioriteringsrapport.docx
+++ b/output/prioriteringsrapport.docx
@@ -654,7 +654,7 @@
           </w:tcPr>
           <w:p>
             <w:r>
-              <w:t>8.760074, 58.470626</w:t>
+              <w:t>8.760127, 58.470681</w:t>
             </w:r>
           </w:p>
         </w:tc>
@@ -915,7 +915,7 @@
           </w:tcPr>
           <w:p>
             <w:r>
-              <w:t>8.583971, 58.442385</w:t>
+              <w:t>8.584, 58.442413</w:t>
             </w:r>
           </w:p>
         </w:tc>
@@ -1171,7 +1171,7 @@
           </w:tcPr>
           <w:p>
             <w:r>
-              <w:t>8.916068, 58.537318</w:t>
+              <w:t>8.916053, 58.537305</w:t>
             </w:r>
           </w:p>
         </w:tc>
@@ -1427,7 +1427,7 @@
           </w:tcPr>
           <w:p>
             <w:r>
-              <w:t>8.627463, 58.466831</w:t>
+              <w:t>8.62774, 58.466714</w:t>
             </w:r>
           </w:p>
         </w:tc>
@@ -1683,7 +1683,7 @@
           </w:tcPr>
           <w:p>
             <w:r>
-              <w:t>8.802511, 58.537871</w:t>
+              <w:t>8.80251, 58.537877</w:t>
             </w:r>
           </w:p>
         </w:tc>

--- a/output/prioriteringsrapport.docx
+++ b/output/prioriteringsrapport.docx
@@ -62,7 +62,7 @@
         <w:rPr>
           <w:i/>
         </w:rPr>
-        <w:t>7 vandringshinder er utelatt fra rangeringen under: FKB-Vann bekrefter vann ved feltkoordinaten, men elvenett har ingen kartlagt gren i nærheten, så prioriteringsscore for disse er trolig beregnet fra feil/urelatert bekk og ikke pålitelig nok til å rangere etter. De er fortsatt reelle, kartlagte vandringshinder -- bare ikke rangert her. Berørte steder: Arendal , Hoveveien (bekk som renner ut i sandumkilen), Kystveien , Tromøy , Tromøy kirkevei (sidebekk Gjerstadvannet), Tvedestrand , Tverrdalsøyveien (bekk mellom Tjønna og Staubøfjorden).</w:t>
+        <w:t>7 vandringshinder er utelatt fra rangeringen under: FKB-Vann bekrefter vann ved feltkoordinaten, men elvenett har ingen kartlagt gren i nærheten, så prioriteringsscore og elvestrekning for disse ville vært beregnet fra feil/urelatert bekk -- de er derfor ikke beregnet i det hele tatt, framfor å vise et misvisende tall. De er fortsatt reelle, kartlagte vandringshinder -- bare ikke rangert eller tallfestet her. Berørte steder: Arendal , Hoveveien (bekk som renner ut i sandumkilen), Kystveien , Tromøy , Tromøy kirkevei (sidebekk Gjerstadvannet), Tvedestrand , Tverrdalsøyveien (bekk mellom Tjønna og Staubøfjorden).</w:t>
       </w:r>
     </w:p>
     <w:p>
@@ -186,7 +186,7 @@
           </w:tcPr>
           <w:p>
             <w:r>
-              <w:t>100</w:t>
+              <w:t>100.0</w:t>
             </w:r>
           </w:p>
         </w:tc>
@@ -248,7 +248,7 @@
           </w:tcPr>
           <w:p>
             <w:r>
-              <w:t>95</w:t>
+              <w:t>97.0</w:t>
             </w:r>
           </w:p>
         </w:tc>
@@ -310,7 +310,7 @@
           </w:tcPr>
           <w:p>
             <w:r>
-              <w:t>92</w:t>
+              <w:t>93.0</w:t>
             </w:r>
           </w:p>
         </w:tc>
@@ -372,7 +372,7 @@
           </w:tcPr>
           <w:p>
             <w:r>
-              <w:t>85</w:t>
+              <w:t>88.0</w:t>
             </w:r>
           </w:p>
         </w:tc>
@@ -382,7 +382,7 @@
           </w:tcPr>
           <w:p>
             <w:r>
-              <w:t>2.15</w:t>
+              <w:t>5.98</w:t>
             </w:r>
           </w:p>
         </w:tc>
@@ -392,7 +392,7 @@
           </w:tcPr>
           <w:p>
             <w:r>
-              <w:t>0.42</w:t>
+              <w:t>0.17</w:t>
             </w:r>
           </w:p>
         </w:tc>
@@ -434,7 +434,7 @@
           </w:tcPr>
           <w:p>
             <w:r>
-              <w:t>85</w:t>
+              <w:t>85.0</w:t>
             </w:r>
           </w:p>
         </w:tc>
@@ -444,7 +444,7 @@
           </w:tcPr>
           <w:p>
             <w:r>
-              <w:t>5.98</w:t>
+              <w:t>2.15</w:t>
             </w:r>
           </w:p>
         </w:tc>
@@ -454,7 +454,7 @@
           </w:tcPr>
           <w:p>
             <w:r>
-              <w:t>0.17</w:t>
+              <w:t>0.42</w:t>
             </w:r>
           </w:p>
         </w:tc>
@@ -588,7 +588,7 @@
           </w:tcPr>
           <w:p>
             <w:r>
-              <w:t>100</w:t>
+              <w:t>100.0</w:t>
             </w:r>
           </w:p>
         </w:tc>
@@ -849,7 +849,7 @@
           </w:tcPr>
           <w:p>
             <w:r>
-              <w:t>95</w:t>
+              <w:t>97.0</w:t>
             </w:r>
           </w:p>
         </w:tc>
@@ -1105,7 +1105,7 @@
           </w:tcPr>
           <w:p>
             <w:r>
-              <w:t>92</w:t>
+              <w:t>93.0</w:t>
             </w:r>
           </w:p>
         </w:tc>
@@ -1295,6 +1295,262 @@
           </w:tcPr>
           <w:p>
             <w:r>
+              <w:t>Molandsvann bekkefelt</w:t>
+            </w:r>
+          </w:p>
+        </w:tc>
+      </w:tr>
+      <w:tr>
+        <w:tc>
+          <w:tcPr>
+            <w:tcW w:type="dxa" w:w="4320"/>
+          </w:tcPr>
+          <w:p>
+            <w:r>
+              <w:t>Regine</w:t>
+            </w:r>
+          </w:p>
+        </w:tc>
+        <w:tc>
+          <w:tcPr>
+            <w:tcW w:type="dxa" w:w="4320"/>
+          </w:tcPr>
+          <w:p>
+            <w:r>
+              <w:t>018.7B</w:t>
+            </w:r>
+          </w:p>
+        </w:tc>
+      </w:tr>
+      <w:tr>
+        <w:tc>
+          <w:tcPr>
+            <w:tcW w:type="dxa" w:w="4320"/>
+          </w:tcPr>
+          <w:p>
+            <w:r>
+              <w:t>Vurdering (vandringshinder)</w:t>
+            </w:r>
+          </w:p>
+        </w:tc>
+        <w:tc>
+          <w:tcPr>
+            <w:tcW w:type="dxa" w:w="4320"/>
+          </w:tcPr>
+          <w:p>
+            <w:r>
+              <w:t>Delvis vandringshinder (partiell)</w:t>
+            </w:r>
+          </w:p>
+        </w:tc>
+      </w:tr>
+      <w:tr>
+        <w:tc>
+          <w:tcPr>
+            <w:tcW w:type="dxa" w:w="4320"/>
+          </w:tcPr>
+          <w:p>
+            <w:r>
+              <w:t>Prioriteringsscore (0-100)</w:t>
+            </w:r>
+          </w:p>
+        </w:tc>
+        <w:tc>
+          <w:tcPr>
+            <w:tcW w:type="dxa" w:w="4320"/>
+          </w:tcPr>
+          <w:p>
+            <w:r>
+              <w:t>88.0</w:t>
+            </w:r>
+          </w:p>
+        </w:tc>
+      </w:tr>
+      <w:tr>
+        <w:tc>
+          <w:tcPr>
+            <w:tcW w:type="dxa" w:w="4320"/>
+          </w:tcPr>
+          <w:p>
+            <w:r>
+              <w:t>Elvestrekning som åpnes</w:t>
+            </w:r>
+          </w:p>
+        </w:tc>
+        <w:tc>
+          <w:tcPr>
+            <w:tcW w:type="dxa" w:w="4320"/>
+          </w:tcPr>
+          <w:p>
+            <w:r>
+              <w:t>5.98 km</w:t>
+            </w:r>
+          </w:p>
+        </w:tc>
+      </w:tr>
+      <w:tr>
+        <w:tc>
+          <w:tcPr>
+            <w:tcW w:type="dxa" w:w="4320"/>
+          </w:tcPr>
+          <w:p>
+            <w:r>
+              <w:t>Innsjøareal som åpnes</w:t>
+            </w:r>
+          </w:p>
+        </w:tc>
+        <w:tc>
+          <w:tcPr>
+            <w:tcW w:type="dxa" w:w="4320"/>
+          </w:tcPr>
+          <w:p>
+            <w:r>
+              <w:t>0.17 km2</w:t>
+            </w:r>
+          </w:p>
+        </w:tc>
+      </w:tr>
+      <w:tr>
+        <w:tc>
+          <w:tcPr>
+            <w:tcW w:type="dxa" w:w="4320"/>
+          </w:tcPr>
+          <w:p>
+            <w:r>
+              <w:t>Koordinater (lengdegrad, breddegrad)</w:t>
+            </w:r>
+          </w:p>
+        </w:tc>
+        <w:tc>
+          <w:tcPr>
+            <w:tcW w:type="dxa" w:w="4320"/>
+          </w:tcPr>
+          <w:p>
+            <w:r>
+              <w:t>8.80251, 58.537877</w:t>
+            </w:r>
+          </w:p>
+        </w:tc>
+      </w:tr>
+      <w:tr>
+        <w:tc>
+          <w:tcPr>
+            <w:tcW w:type="dxa" w:w="4320"/>
+          </w:tcPr>
+          <w:p>
+            <w:r>
+              <w:t>Anadrom strekning (feltvurdering)</w:t>
+            </w:r>
+          </w:p>
+        </w:tc>
+        <w:tc>
+          <w:tcPr>
+            <w:tcW w:type="dxa" w:w="4320"/>
+          </w:tcPr>
+          <w:p>
+            <w:r>
+              <w:t>(ikke oppgitt)</w:t>
+            </w:r>
+          </w:p>
+        </w:tc>
+      </w:tr>
+    </w:tbl>
+    <w:p>
+      <w:pPr>
+        <w:pStyle w:val="Heading2"/>
+      </w:pPr>
+      <w:r>
+        <w:t>Feltkommentarer</w:t>
+      </w:r>
+    </w:p>
+    <w:p>
+      <w:r>
+        <w:t xml:space="preserve">Kommentar: Er noe stigning opp mot bru, men denne er jevn og bør kunne forses. Men er hinder oppstrøms. </w:t>
+      </w:r>
+    </w:p>
+    <w:p>
+      <w:pPr>
+        <w:pStyle w:val="Heading2"/>
+      </w:pPr>
+      <w:r>
+        <w:t>Foreslått tiltak</w:t>
+      </w:r>
+    </w:p>
+    <w:p>
+      <w:r>
+        <w:t>Ingen tydelig årsak identifisert i kommentarene -- befaring i felt anbefales for å avklare riktig tiltak.</w:t>
+      </w:r>
+    </w:p>
+    <w:p>
+      <w:r>
+        <w:rPr>
+          <w:i/>
+        </w:rPr>
+        <w:t>Kilde: kommentar fantes, men ingen kjente nøkkelord.</w:t>
+      </w:r>
+    </w:p>
+    <w:p>
+      <w:r>
+        <w:br w:type="page"/>
+      </w:r>
+    </w:p>
+    <w:p>
+      <w:pPr>
+        <w:pStyle w:val="Heading1"/>
+      </w:pPr>
+      <w:r>
+        <w:t xml:space="preserve">#5: Arendal </w:t>
+      </w:r>
+    </w:p>
+    <w:tbl>
+      <w:tblPr>
+        <w:tblStyle w:val="LightGrid-Accent1"/>
+        <w:tblW w:type="auto" w:w="0"/>
+        <w:tblLook w:firstColumn="1" w:firstRow="1" w:lastColumn="0" w:lastRow="0" w:noHBand="0" w:noVBand="1" w:val="04A0"/>
+      </w:tblPr>
+      <w:tblGrid>
+        <w:gridCol w:w="4320"/>
+        <w:gridCol w:w="4320"/>
+      </w:tblGrid>
+      <w:tr>
+        <w:tc>
+          <w:tcPr>
+            <w:tcW w:type="dxa" w:w="4320"/>
+          </w:tcPr>
+          <w:p>
+            <w:r>
+              <w:t>Kommune</w:t>
+            </w:r>
+          </w:p>
+        </w:tc>
+        <w:tc>
+          <w:tcPr>
+            <w:tcW w:type="dxa" w:w="4320"/>
+          </w:tcPr>
+          <w:p>
+            <w:r>
+              <w:t>Arendal</w:t>
+            </w:r>
+          </w:p>
+        </w:tc>
+      </w:tr>
+      <w:tr>
+        <w:tc>
+          <w:tcPr>
+            <w:tcW w:type="dxa" w:w="4320"/>
+          </w:tcPr>
+          <w:p>
+            <w:r>
+              <w:t>Vassdrag</w:t>
+            </w:r>
+          </w:p>
+        </w:tc>
+        <w:tc>
+          <w:tcPr>
+            <w:tcW w:type="dxa" w:w="4320"/>
+          </w:tcPr>
+          <w:p>
+            <w:r>
               <w:t>Messelbekken</w:t>
             </w:r>
           </w:p>
@@ -1361,7 +1617,7 @@
           </w:tcPr>
           <w:p>
             <w:r>
-              <w:t>85</w:t>
+              <w:t>85.0</w:t>
             </w:r>
           </w:p>
         </w:tc>
@@ -1487,262 +1743,6 @@
           <w:i/>
         </w:rPr>
         <w:t>Kilde: nøkkelord i feltkommentar.</w:t>
-      </w:r>
-    </w:p>
-    <w:p>
-      <w:r>
-        <w:br w:type="page"/>
-      </w:r>
-    </w:p>
-    <w:p>
-      <w:pPr>
-        <w:pStyle w:val="Heading1"/>
-      </w:pPr>
-      <w:r>
-        <w:t xml:space="preserve">#5: Arendal </w:t>
-      </w:r>
-    </w:p>
-    <w:tbl>
-      <w:tblPr>
-        <w:tblStyle w:val="LightGrid-Accent1"/>
-        <w:tblW w:type="auto" w:w="0"/>
-        <w:tblLook w:firstColumn="1" w:firstRow="1" w:lastColumn="0" w:lastRow="0" w:noHBand="0" w:noVBand="1" w:val="04A0"/>
-      </w:tblPr>
-      <w:tblGrid>
-        <w:gridCol w:w="4320"/>
-        <w:gridCol w:w="4320"/>
-      </w:tblGrid>
-      <w:tr>
-        <w:tc>
-          <w:tcPr>
-            <w:tcW w:type="dxa" w:w="4320"/>
-          </w:tcPr>
-          <w:p>
-            <w:r>
-              <w:t>Kommune</w:t>
-            </w:r>
-          </w:p>
-        </w:tc>
-        <w:tc>
-          <w:tcPr>
-            <w:tcW w:type="dxa" w:w="4320"/>
-          </w:tcPr>
-          <w:p>
-            <w:r>
-              <w:t>Arendal</w:t>
-            </w:r>
-          </w:p>
-        </w:tc>
-      </w:tr>
-      <w:tr>
-        <w:tc>
-          <w:tcPr>
-            <w:tcW w:type="dxa" w:w="4320"/>
-          </w:tcPr>
-          <w:p>
-            <w:r>
-              <w:t>Vassdrag</w:t>
-            </w:r>
-          </w:p>
-        </w:tc>
-        <w:tc>
-          <w:tcPr>
-            <w:tcW w:type="dxa" w:w="4320"/>
-          </w:tcPr>
-          <w:p>
-            <w:r>
-              <w:t>Molandsvann bekkefelt</w:t>
-            </w:r>
-          </w:p>
-        </w:tc>
-      </w:tr>
-      <w:tr>
-        <w:tc>
-          <w:tcPr>
-            <w:tcW w:type="dxa" w:w="4320"/>
-          </w:tcPr>
-          <w:p>
-            <w:r>
-              <w:t>Regine</w:t>
-            </w:r>
-          </w:p>
-        </w:tc>
-        <w:tc>
-          <w:tcPr>
-            <w:tcW w:type="dxa" w:w="4320"/>
-          </w:tcPr>
-          <w:p>
-            <w:r>
-              <w:t>018.7B</w:t>
-            </w:r>
-          </w:p>
-        </w:tc>
-      </w:tr>
-      <w:tr>
-        <w:tc>
-          <w:tcPr>
-            <w:tcW w:type="dxa" w:w="4320"/>
-          </w:tcPr>
-          <w:p>
-            <w:r>
-              <w:t>Vurdering (vandringshinder)</w:t>
-            </w:r>
-          </w:p>
-        </w:tc>
-        <w:tc>
-          <w:tcPr>
-            <w:tcW w:type="dxa" w:w="4320"/>
-          </w:tcPr>
-          <w:p>
-            <w:r>
-              <w:t>Delvis vandringshinder (partiell)</w:t>
-            </w:r>
-          </w:p>
-        </w:tc>
-      </w:tr>
-      <w:tr>
-        <w:tc>
-          <w:tcPr>
-            <w:tcW w:type="dxa" w:w="4320"/>
-          </w:tcPr>
-          <w:p>
-            <w:r>
-              <w:t>Prioriteringsscore (0-100)</w:t>
-            </w:r>
-          </w:p>
-        </w:tc>
-        <w:tc>
-          <w:tcPr>
-            <w:tcW w:type="dxa" w:w="4320"/>
-          </w:tcPr>
-          <w:p>
-            <w:r>
-              <w:t>85</w:t>
-            </w:r>
-          </w:p>
-        </w:tc>
-      </w:tr>
-      <w:tr>
-        <w:tc>
-          <w:tcPr>
-            <w:tcW w:type="dxa" w:w="4320"/>
-          </w:tcPr>
-          <w:p>
-            <w:r>
-              <w:t>Elvestrekning som åpnes</w:t>
-            </w:r>
-          </w:p>
-        </w:tc>
-        <w:tc>
-          <w:tcPr>
-            <w:tcW w:type="dxa" w:w="4320"/>
-          </w:tcPr>
-          <w:p>
-            <w:r>
-              <w:t>5.98 km</w:t>
-            </w:r>
-          </w:p>
-        </w:tc>
-      </w:tr>
-      <w:tr>
-        <w:tc>
-          <w:tcPr>
-            <w:tcW w:type="dxa" w:w="4320"/>
-          </w:tcPr>
-          <w:p>
-            <w:r>
-              <w:t>Innsjøareal som åpnes</w:t>
-            </w:r>
-          </w:p>
-        </w:tc>
-        <w:tc>
-          <w:tcPr>
-            <w:tcW w:type="dxa" w:w="4320"/>
-          </w:tcPr>
-          <w:p>
-            <w:r>
-              <w:t>0.17 km2</w:t>
-            </w:r>
-          </w:p>
-        </w:tc>
-      </w:tr>
-      <w:tr>
-        <w:tc>
-          <w:tcPr>
-            <w:tcW w:type="dxa" w:w="4320"/>
-          </w:tcPr>
-          <w:p>
-            <w:r>
-              <w:t>Koordinater (lengdegrad, breddegrad)</w:t>
-            </w:r>
-          </w:p>
-        </w:tc>
-        <w:tc>
-          <w:tcPr>
-            <w:tcW w:type="dxa" w:w="4320"/>
-          </w:tcPr>
-          <w:p>
-            <w:r>
-              <w:t>8.80251, 58.537877</w:t>
-            </w:r>
-          </w:p>
-        </w:tc>
-      </w:tr>
-      <w:tr>
-        <w:tc>
-          <w:tcPr>
-            <w:tcW w:type="dxa" w:w="4320"/>
-          </w:tcPr>
-          <w:p>
-            <w:r>
-              <w:t>Anadrom strekning (feltvurdering)</w:t>
-            </w:r>
-          </w:p>
-        </w:tc>
-        <w:tc>
-          <w:tcPr>
-            <w:tcW w:type="dxa" w:w="4320"/>
-          </w:tcPr>
-          <w:p>
-            <w:r>
-              <w:t>(ikke oppgitt)</w:t>
-            </w:r>
-          </w:p>
-        </w:tc>
-      </w:tr>
-    </w:tbl>
-    <w:p>
-      <w:pPr>
-        <w:pStyle w:val="Heading2"/>
-      </w:pPr>
-      <w:r>
-        <w:t>Feltkommentarer</w:t>
-      </w:r>
-    </w:p>
-    <w:p>
-      <w:r>
-        <w:t xml:space="preserve">Kommentar: Er noe stigning opp mot bru, men denne er jevn og bør kunne forses. Men er hinder oppstrøms. </w:t>
-      </w:r>
-    </w:p>
-    <w:p>
-      <w:pPr>
-        <w:pStyle w:val="Heading2"/>
-      </w:pPr>
-      <w:r>
-        <w:t>Foreslått tiltak</w:t>
-      </w:r>
-    </w:p>
-    <w:p>
-      <w:r>
-        <w:t>Ingen tydelig årsak identifisert i kommentarene -- befaring i felt anbefales for å avklare riktig tiltak.</w:t>
-      </w:r>
-    </w:p>
-    <w:p>
-      <w:r>
-        <w:rPr>
-          <w:i/>
-        </w:rPr>
-        <w:t>Kilde: kommentar fantes, men ingen kjente nøkkelord.</w:t>
       </w:r>
     </w:p>
     <w:p>

--- a/output/prioriteringsrapport.docx
+++ b/output/prioriteringsrapport.docx
@@ -62,7 +62,7 @@
         <w:rPr>
           <w:i/>
         </w:rPr>
-        <w:t>7 vandringshinder er utelatt fra rangeringen under: FKB-Vann bekrefter vann ved feltkoordinaten, men elvenett har ingen kartlagt gren i nærheten, så prioriteringsscore og elvestrekning for disse ville vært beregnet fra feil/urelatert bekk -- de er derfor ikke beregnet i det hele tatt, framfor å vise et misvisende tall. De er fortsatt reelle, kartlagte vandringshinder -- bare ikke rangert eller tallfestet her. Berørte steder: Arendal , Hoveveien (bekk som renner ut i sandumkilen), Kystveien , Tromøy , Tromøy kirkevei (sidebekk Gjerstadvannet), Tvedestrand , Tverrdalsøyveien (bekk mellom Tjønna og Staubøfjorden).</w:t>
+        <w:t>13 vandringshinder er utelatt fra rangeringen under: elvenett har ingen kartlagt gren i nærheten av feltkoordinaten (mer enn 50 m unna), så prioriteringsscore og elvestrekning for disse ville vært beregnet fra feil/urelatert bekk -- de er derfor ikke beregnet i det hele tatt, framfor å vise et misvisende tall. 7 av disse har FKB-Vann som bekrefter reelt vann rett ved feltkoordinaten (så vi er sikre på at de er reelle hindre, bare på en bekk elvenett ikke kartlegger der); for de resterende 6 mangler denne bekreftelsen også, så feltkoordinaten kan rett og slett være unøyaktig. Alle er fortsatt reelle, kartlagte vandringshinder -- bare ikke rangert eller tallfestet her. Berørte steder: Arendal, Arendal , Arendal , Arendal , Hoveveien (bekk som renner ut i sandumkilen), Løddesølveien (Hildebrandsbekken renner ned i Nordtjenna), Kystveien , Tromøy, Tromøy, Tromøy , Tromøy kirkevei (sidebekk Gjerstadvannet), Tvedestrand , Tverrdalsøyveien (bekk mellom Tjønna og Staubøfjorden).</w:t>
       </w:r>
     </w:p>
     <w:p>
@@ -310,7 +310,7 @@
           </w:tcPr>
           <w:p>
             <w:r>
-              <w:t>93.0</w:t>
+              <w:t>92.0</w:t>
             </w:r>
           </w:p>
         </w:tc>
@@ -372,7 +372,7 @@
           </w:tcPr>
           <w:p>
             <w:r>
-              <w:t>88.0</w:t>
+              <w:t>85.0</w:t>
             </w:r>
           </w:p>
         </w:tc>
@@ -434,7 +434,7 @@
           </w:tcPr>
           <w:p>
             <w:r>
-              <w:t>85.0</w:t>
+              <w:t>82.0</w:t>
             </w:r>
           </w:p>
         </w:tc>
@@ -1105,7 +1105,7 @@
           </w:tcPr>
           <w:p>
             <w:r>
-              <w:t>93.0</w:t>
+              <w:t>92.0</w:t>
             </w:r>
           </w:p>
         </w:tc>
@@ -1361,7 +1361,7 @@
           </w:tcPr>
           <w:p>
             <w:r>
-              <w:t>88.0</w:t>
+              <w:t>85.0</w:t>
             </w:r>
           </w:p>
         </w:tc>
@@ -1617,7 +1617,7 @@
           </w:tcPr>
           <w:p>
             <w:r>
-              <w:t>85.0</w:t>
+              <w:t>82.0</w:t>
             </w:r>
           </w:p>
         </w:tc>

--- a/output/prioriteringsrapport.docx
+++ b/output/prioriteringsrapport.docx
@@ -46,7 +46,7 @@
     </w:p>
     <w:p>
       <w:r>
-        <w:t>44 kartlagte vandringshinder i Arendal kommune (15 totale, 29 delvise). De 5 høyest prioriterte alene tilsvarer til sammen ca. 58.85 km elvestrekning og 4.43 km2 innsjøareal som kan åpnes for anadrom fisk.</w:t>
+        <w:t>44 kartlagte vandringshinder i Arendal kommune (15 totale, 29 delvise). De 5 høyest prioriterte alene tilsvarer til sammen ca. 58.1 km elvestrekning og 4.43 km2 innsjøareal som kan åpnes for anadrom fisk.</w:t>
       </w:r>
     </w:p>
     <w:p>
@@ -196,7 +196,7 @@
           </w:tcPr>
           <w:p>
             <w:r>
-              <w:t>24.0</w:t>
+              <w:t>23.81</w:t>
             </w:r>
           </w:p>
         </w:tc>
@@ -258,7 +258,7 @@
           </w:tcPr>
           <w:p>
             <w:r>
-              <w:t>18.32</w:t>
+              <w:t>17.84</w:t>
             </w:r>
           </w:p>
         </w:tc>
@@ -382,7 +382,7 @@
           </w:tcPr>
           <w:p>
             <w:r>
-              <w:t>5.98</w:t>
+              <w:t>5.91</w:t>
             </w:r>
           </w:p>
         </w:tc>
@@ -610,7 +610,7 @@
           </w:tcPr>
           <w:p>
             <w:r>
-              <w:t>24.0 km</w:t>
+              <w:t>23.81 km</w:t>
             </w:r>
           </w:p>
         </w:tc>
@@ -871,7 +871,7 @@
           </w:tcPr>
           <w:p>
             <w:r>
-              <w:t>18.32 km</w:t>
+              <w:t>17.84 km</w:t>
             </w:r>
           </w:p>
         </w:tc>
@@ -1383,7 +1383,7 @@
           </w:tcPr>
           <w:p>
             <w:r>
-              <w:t>5.98 km</w:t>
+              <w:t>5.91 km</w:t>
             </w:r>
           </w:p>
         </w:tc>
@@ -1956,7 +1956,7 @@
     </w:p>
     <w:p>
       <w:r>
-        <w:t>Dersom tiltaket gjennomføres, anslås det å åpne ca. 24.0 km elvestrekning og 1.69 km2 innsjøareal oppstrøms for anadrom fisk (se dette prosjektets kart og rapport for grunnlag).</w:t>
+        <w:t>Dersom tiltaket gjennomføres, anslås det å åpne ca. 23.81 km elvestrekning og 1.69 km2 innsjøareal oppstrøms for anadrom fisk (se dette prosjektets kart og rapport for grunnlag).</w:t>
       </w:r>
     </w:p>
     <w:p>
